--- a/EKG_Kalite_Yönetim_Sistemi/05_Üretime Başlangıç ve Hata Önleme/03_SP&EP3 - Seviye 1 Operatör Bakımı/EKG-BKM-TLM-02_Seviye 1 (Otonom) Bakım Talimatları ve Vardiya Kontrol Listesi.docx
+++ b/EKG_Kalite_Yönetim_Sistemi/05_Üretime Başlangıç ve Hata Önleme/03_SP&EP3 - Seviye 1 Operatör Bakımı/EKG-BKM-TLM-02_Seviye 1 (Otonom) Bakım Talimatları ve Vardiya Kontrol Listesi.docx
@@ -54,6 +54,11 @@
     <w:p>
       <w:r>
         <w:t>Yağlama, sıvı tamamlama, basit ayar veya bağlantı kontrolü yalnız görev kartında açıkça L1 olarak verilmişse yapılır. Yağ/malzeme, miktar, nokta, yöntem, güvenli durum ve süre/periyot yerel onaylı talimatta belirtilir. Farklı malzeme kullanımı, koruyucu açma veya yetkisiz sıkma/ayar yapılmaz.</w:t>
+      </w:r>
+    </w:p>
+    <w:p>
+      <w:r>
+        <w:t>Güvenlik tertibatının işlev doğrulaması, üretici talimatı ve risk değerlendirmesiyle belirlenmiş güvenli test yöntemiyle yapılır. Test L1 görev kartında açıkça atanmış ve operatör yetkilendirilmişse L1 kapsamında uygulanır; diğer durumlarda yetkili teknik personelin kontrol kaydına bağlanır. Yalnız normal durum göstergesi işlev kanıtı değildir. Gerekli güvenlik testi tamamlanmadan ekipman başlatılmaz; koruyucu veya emniyet devresi köprülenmez.</w:t>
       </w:r>
     </w:p>
     <w:p>
@@ -474,6 +479,72 @@
                 <w:sz w:val="18"/>
               </w:rPr>
               <w:t>Dış görünüm, görünür koruyucu ve güvenlik/EP durum göstergeleri</w:t>
+            </w:r>
+          </w:p>
+        </w:tc>
+        <w:tc>
+          <w:tcPr>
+            <w:tcW w:type="dxa" w:w="1728"/>
+          </w:tcPr>
+          <w:p>
+            <w:r>
+              <w:rPr>
+                <w:sz w:val="18"/>
+              </w:rPr>
+            </w:r>
+          </w:p>
+        </w:tc>
+        <w:tc>
+          <w:tcPr>
+            <w:tcW w:type="dxa" w:w="1728"/>
+          </w:tcPr>
+          <w:p>
+            <w:r>
+              <w:rPr>
+                <w:sz w:val="18"/>
+              </w:rPr>
+            </w:r>
+          </w:p>
+        </w:tc>
+        <w:tc>
+          <w:tcPr>
+            <w:tcW w:type="dxa" w:w="1728"/>
+          </w:tcPr>
+          <w:p>
+            <w:r>
+              <w:rPr>
+                <w:sz w:val="18"/>
+              </w:rPr>
+            </w:r>
+          </w:p>
+        </w:tc>
+        <w:tc>
+          <w:tcPr>
+            <w:tcW w:type="dxa" w:w="1728"/>
+          </w:tcPr>
+          <w:p>
+            <w:r>
+              <w:rPr>
+                <w:sz w:val="18"/>
+              </w:rPr>
+            </w:r>
+          </w:p>
+        </w:tc>
+      </w:tr>
+      <w:tr>
+        <w:trPr>
+          <w:cantSplit/>
+        </w:trPr>
+        <w:tc>
+          <w:tcPr>
+            <w:tcW w:type="dxa" w:w="1728"/>
+          </w:tcPr>
+          <w:p>
+            <w:r>
+              <w:rPr>
+                <w:sz w:val="18"/>
+              </w:rPr>
+              <w:t>Vadesi gelen güvenlik tertibatı işlev testi / güvenli yöntem veya yetkili kontrol kaydı no.</w:t>
             </w:r>
           </w:p>
         </w:tc>

--- a/EKG_Kalite_Yönetim_Sistemi/05_Üretime Başlangıç ve Hata Önleme/03_SP&EP3 - Seviye 1 Operatör Bakımı/EKG-BKM-TLM-02_Seviye 1 (Otonom) Bakım Talimatları ve Vardiya Kontrol Listesi.docx
+++ b/EKG_Kalite_Yönetim_Sistemi/05_Üretime Başlangıç ve Hata Önleme/03_SP&EP3 - Seviye 1 Operatör Bakımı/EKG-BKM-TLM-02_Seviye 1 (Otonom) Bakım Talimatları ve Vardiya Kontrol Listesi.docx
@@ -83,12 +83,13 @@
       <w:tblPr>
         <w:tblStyle w:val="LightShading-Accent1"/>
         <w:tblW w:type="auto" w:w="0"/>
+        <w:tblLayout w:type="fixed"/>
         <w:tblLook w:firstColumn="1" w:firstRow="1" w:lastColumn="0" w:lastRow="0" w:noHBand="0" w:noVBand="1" w:val="04A0"/>
       </w:tblPr>
       <w:tblGrid>
-        <w:gridCol w:w="2880"/>
-        <w:gridCol w:w="2880"/>
-        <w:gridCol w:w="2880"/>
+        <w:gridCol w:w="1728"/>
+        <w:gridCol w:w="3456"/>
+        <w:gridCol w:w="3456"/>
       </w:tblGrid>
       <w:tr>
         <w:trPr>
@@ -97,7 +98,7 @@
         </w:trPr>
         <w:tc>
           <w:tcPr>
-            <w:tcW w:type="dxa" w:w="2880"/>
+            <w:tcW w:type="dxa" w:w="1728"/>
           </w:tcPr>
           <w:p>
             <w:r>
@@ -110,7 +111,7 @@
         </w:tc>
         <w:tc>
           <w:tcPr>
-            <w:tcW w:type="dxa" w:w="2880"/>
+            <w:tcW w:type="dxa" w:w="3456"/>
           </w:tcPr>
           <w:p>
             <w:r>
@@ -123,7 +124,7 @@
         </w:tc>
         <w:tc>
           <w:tcPr>
-            <w:tcW w:type="dxa" w:w="2880"/>
+            <w:tcW w:type="dxa" w:w="3456"/>
           </w:tcPr>
           <w:p>
             <w:r>
@@ -141,7 +142,7 @@
         </w:trPr>
         <w:tc>
           <w:tcPr>
-            <w:tcW w:type="dxa" w:w="2880"/>
+            <w:tcW w:type="dxa" w:w="1728"/>
           </w:tcPr>
           <w:p>
             <w:r>
@@ -154,7 +155,7 @@
         </w:tc>
         <w:tc>
           <w:tcPr>
-            <w:tcW w:type="dxa" w:w="2880"/>
+            <w:tcW w:type="dxa" w:w="3456"/>
           </w:tcPr>
           <w:p>
             <w:r>
@@ -167,7 +168,7 @@
         </w:tc>
         <w:tc>
           <w:tcPr>
-            <w:tcW w:type="dxa" w:w="2880"/>
+            <w:tcW w:type="dxa" w:w="3456"/>
           </w:tcPr>
           <w:p>
             <w:r>
@@ -185,7 +186,7 @@
         </w:trPr>
         <w:tc>
           <w:tcPr>
-            <w:tcW w:type="dxa" w:w="2880"/>
+            <w:tcW w:type="dxa" w:w="1728"/>
           </w:tcPr>
           <w:p>
             <w:r>
@@ -198,7 +199,7 @@
         </w:tc>
         <w:tc>
           <w:tcPr>
-            <w:tcW w:type="dxa" w:w="2880"/>
+            <w:tcW w:type="dxa" w:w="3456"/>
           </w:tcPr>
           <w:p>
             <w:r>
@@ -211,7 +212,7 @@
         </w:tc>
         <w:tc>
           <w:tcPr>
-            <w:tcW w:type="dxa" w:w="2880"/>
+            <w:tcW w:type="dxa" w:w="3456"/>
           </w:tcPr>
           <w:p>
             <w:r>
@@ -229,7 +230,7 @@
         </w:trPr>
         <w:tc>
           <w:tcPr>
-            <w:tcW w:type="dxa" w:w="2880"/>
+            <w:tcW w:type="dxa" w:w="1728"/>
           </w:tcPr>
           <w:p>
             <w:r>
@@ -242,7 +243,7 @@
         </w:tc>
         <w:tc>
           <w:tcPr>
-            <w:tcW w:type="dxa" w:w="2880"/>
+            <w:tcW w:type="dxa" w:w="3456"/>
           </w:tcPr>
           <w:p>
             <w:r>
@@ -255,7 +256,7 @@
         </w:tc>
         <w:tc>
           <w:tcPr>
-            <w:tcW w:type="dxa" w:w="2880"/>
+            <w:tcW w:type="dxa" w:w="3456"/>
           </w:tcPr>
           <w:p>
             <w:r>
@@ -273,7 +274,7 @@
         </w:trPr>
         <w:tc>
           <w:tcPr>
-            <w:tcW w:type="dxa" w:w="2880"/>
+            <w:tcW w:type="dxa" w:w="1728"/>
           </w:tcPr>
           <w:p>
             <w:r>
@@ -286,7 +287,7 @@
         </w:tc>
         <w:tc>
           <w:tcPr>
-            <w:tcW w:type="dxa" w:w="2880"/>
+            <w:tcW w:type="dxa" w:w="3456"/>
           </w:tcPr>
           <w:p>
             <w:r>
@@ -299,7 +300,7 @@
         </w:tc>
         <w:tc>
           <w:tcPr>
-            <w:tcW w:type="dxa" w:w="2880"/>
+            <w:tcW w:type="dxa" w:w="3456"/>
           </w:tcPr>
           <w:p>
             <w:r>
@@ -385,14 +386,15 @@
       <w:tblPr>
         <w:tblStyle w:val="LightShading-Accent1"/>
         <w:tblW w:type="auto" w:w="0"/>
+        <w:tblLayout w:type="fixed"/>
         <w:tblLook w:firstColumn="1" w:firstRow="1" w:lastColumn="0" w:lastRow="0" w:noHBand="0" w:noVBand="1" w:val="04A0"/>
       </w:tblPr>
       <w:tblGrid>
-        <w:gridCol w:w="1728"/>
-        <w:gridCol w:w="1728"/>
-        <w:gridCol w:w="1728"/>
-        <w:gridCol w:w="1728"/>
-        <w:gridCol w:w="1728"/>
+        <w:gridCol w:w="2765"/>
+        <w:gridCol w:w="1210"/>
+        <w:gridCol w:w="1210"/>
+        <w:gridCol w:w="1555"/>
+        <w:gridCol w:w="1901"/>
       </w:tblGrid>
       <w:tr>
         <w:trPr>
@@ -401,7 +403,7 @@
         </w:trPr>
         <w:tc>
           <w:tcPr>
-            <w:tcW w:type="dxa" w:w="1728"/>
+            <w:tcW w:type="dxa" w:w="2765"/>
           </w:tcPr>
           <w:p>
             <w:r>
@@ -414,7 +416,7 @@
         </w:tc>
         <w:tc>
           <w:tcPr>
-            <w:tcW w:type="dxa" w:w="1728"/>
+            <w:tcW w:type="dxa" w:w="1210"/>
           </w:tcPr>
           <w:p>
             <w:r>
@@ -427,7 +429,7 @@
         </w:tc>
         <w:tc>
           <w:tcPr>
-            <w:tcW w:type="dxa" w:w="1728"/>
+            <w:tcW w:type="dxa" w:w="1210"/>
           </w:tcPr>
           <w:p>
             <w:r>
@@ -440,7 +442,7 @@
         </w:tc>
         <w:tc>
           <w:tcPr>
-            <w:tcW w:type="dxa" w:w="1728"/>
+            <w:tcW w:type="dxa" w:w="1555"/>
           </w:tcPr>
           <w:p>
             <w:r>
@@ -453,7 +455,7 @@
         </w:tc>
         <w:tc>
           <w:tcPr>
-            <w:tcW w:type="dxa" w:w="1728"/>
+            <w:tcW w:type="dxa" w:w="1901"/>
           </w:tcPr>
           <w:p>
             <w:r>
@@ -471,7 +473,7 @@
         </w:trPr>
         <w:tc>
           <w:tcPr>
-            <w:tcW w:type="dxa" w:w="1728"/>
+            <w:tcW w:type="dxa" w:w="2765"/>
           </w:tcPr>
           <w:p>
             <w:r>
@@ -484,7 +486,7 @@
         </w:tc>
         <w:tc>
           <w:tcPr>
-            <w:tcW w:type="dxa" w:w="1728"/>
+            <w:tcW w:type="dxa" w:w="1210"/>
           </w:tcPr>
           <w:p>
             <w:r>
@@ -496,7 +498,7 @@
         </w:tc>
         <w:tc>
           <w:tcPr>
-            <w:tcW w:type="dxa" w:w="1728"/>
+            <w:tcW w:type="dxa" w:w="1210"/>
           </w:tcPr>
           <w:p>
             <w:r>
@@ -508,7 +510,7 @@
         </w:tc>
         <w:tc>
           <w:tcPr>
-            <w:tcW w:type="dxa" w:w="1728"/>
+            <w:tcW w:type="dxa" w:w="1555"/>
           </w:tcPr>
           <w:p>
             <w:r>
@@ -520,7 +522,7 @@
         </w:tc>
         <w:tc>
           <w:tcPr>
-            <w:tcW w:type="dxa" w:w="1728"/>
+            <w:tcW w:type="dxa" w:w="1901"/>
           </w:tcPr>
           <w:p>
             <w:r>
@@ -537,7 +539,7 @@
         </w:trPr>
         <w:tc>
           <w:tcPr>
-            <w:tcW w:type="dxa" w:w="1728"/>
+            <w:tcW w:type="dxa" w:w="2765"/>
           </w:tcPr>
           <w:p>
             <w:r>
@@ -550,7 +552,7 @@
         </w:tc>
         <w:tc>
           <w:tcPr>
-            <w:tcW w:type="dxa" w:w="1728"/>
+            <w:tcW w:type="dxa" w:w="1210"/>
           </w:tcPr>
           <w:p>
             <w:r>
@@ -562,7 +564,7 @@
         </w:tc>
         <w:tc>
           <w:tcPr>
-            <w:tcW w:type="dxa" w:w="1728"/>
+            <w:tcW w:type="dxa" w:w="1210"/>
           </w:tcPr>
           <w:p>
             <w:r>
@@ -574,7 +576,7 @@
         </w:tc>
         <w:tc>
           <w:tcPr>
-            <w:tcW w:type="dxa" w:w="1728"/>
+            <w:tcW w:type="dxa" w:w="1555"/>
           </w:tcPr>
           <w:p>
             <w:r>
@@ -586,7 +588,7 @@
         </w:tc>
         <w:tc>
           <w:tcPr>
-            <w:tcW w:type="dxa" w:w="1728"/>
+            <w:tcW w:type="dxa" w:w="1901"/>
           </w:tcPr>
           <w:p>
             <w:r>
@@ -603,7 +605,7 @@
         </w:trPr>
         <w:tc>
           <w:tcPr>
-            <w:tcW w:type="dxa" w:w="1728"/>
+            <w:tcW w:type="dxa" w:w="2765"/>
           </w:tcPr>
           <w:p>
             <w:r>
@@ -616,7 +618,7 @@
         </w:tc>
         <w:tc>
           <w:tcPr>
-            <w:tcW w:type="dxa" w:w="1728"/>
+            <w:tcW w:type="dxa" w:w="1210"/>
           </w:tcPr>
           <w:p>
             <w:r>
@@ -628,7 +630,7 @@
         </w:tc>
         <w:tc>
           <w:tcPr>
-            <w:tcW w:type="dxa" w:w="1728"/>
+            <w:tcW w:type="dxa" w:w="1210"/>
           </w:tcPr>
           <w:p>
             <w:r>
@@ -640,7 +642,7 @@
         </w:tc>
         <w:tc>
           <w:tcPr>
-            <w:tcW w:type="dxa" w:w="1728"/>
+            <w:tcW w:type="dxa" w:w="1555"/>
           </w:tcPr>
           <w:p>
             <w:r>
@@ -652,7 +654,7 @@
         </w:tc>
         <w:tc>
           <w:tcPr>
-            <w:tcW w:type="dxa" w:w="1728"/>
+            <w:tcW w:type="dxa" w:w="1901"/>
           </w:tcPr>
           <w:p>
             <w:r>
@@ -669,7 +671,7 @@
         </w:trPr>
         <w:tc>
           <w:tcPr>
-            <w:tcW w:type="dxa" w:w="1728"/>
+            <w:tcW w:type="dxa" w:w="2765"/>
           </w:tcPr>
           <w:p>
             <w:r>
@@ -682,7 +684,7 @@
         </w:tc>
         <w:tc>
           <w:tcPr>
-            <w:tcW w:type="dxa" w:w="1728"/>
+            <w:tcW w:type="dxa" w:w="1210"/>
           </w:tcPr>
           <w:p>
             <w:r>
@@ -694,7 +696,7 @@
         </w:tc>
         <w:tc>
           <w:tcPr>
-            <w:tcW w:type="dxa" w:w="1728"/>
+            <w:tcW w:type="dxa" w:w="1210"/>
           </w:tcPr>
           <w:p>
             <w:r>
@@ -706,7 +708,7 @@
         </w:tc>
         <w:tc>
           <w:tcPr>
-            <w:tcW w:type="dxa" w:w="1728"/>
+            <w:tcW w:type="dxa" w:w="1555"/>
           </w:tcPr>
           <w:p>
             <w:r>
@@ -718,7 +720,7 @@
         </w:tc>
         <w:tc>
           <w:tcPr>
-            <w:tcW w:type="dxa" w:w="1728"/>
+            <w:tcW w:type="dxa" w:w="1901"/>
           </w:tcPr>
           <w:p>
             <w:r>
@@ -735,7 +737,7 @@
         </w:trPr>
         <w:tc>
           <w:tcPr>
-            <w:tcW w:type="dxa" w:w="1728"/>
+            <w:tcW w:type="dxa" w:w="2765"/>
           </w:tcPr>
           <w:p>
             <w:r>
@@ -748,7 +750,7 @@
         </w:tc>
         <w:tc>
           <w:tcPr>
-            <w:tcW w:type="dxa" w:w="1728"/>
+            <w:tcW w:type="dxa" w:w="1210"/>
           </w:tcPr>
           <w:p>
             <w:r>
@@ -760,7 +762,7 @@
         </w:tc>
         <w:tc>
           <w:tcPr>
-            <w:tcW w:type="dxa" w:w="1728"/>
+            <w:tcW w:type="dxa" w:w="1210"/>
           </w:tcPr>
           <w:p>
             <w:r>
@@ -772,7 +774,7 @@
         </w:tc>
         <w:tc>
           <w:tcPr>
-            <w:tcW w:type="dxa" w:w="1728"/>
+            <w:tcW w:type="dxa" w:w="1555"/>
           </w:tcPr>
           <w:p>
             <w:r>
@@ -784,7 +786,7 @@
         </w:tc>
         <w:tc>
           <w:tcPr>
-            <w:tcW w:type="dxa" w:w="1728"/>
+            <w:tcW w:type="dxa" w:w="1901"/>
           </w:tcPr>
           <w:p>
             <w:r>
@@ -801,7 +803,7 @@
         </w:trPr>
         <w:tc>
           <w:tcPr>
-            <w:tcW w:type="dxa" w:w="1728"/>
+            <w:tcW w:type="dxa" w:w="2765"/>
           </w:tcPr>
           <w:p>
             <w:r>
@@ -814,7 +816,7 @@
         </w:tc>
         <w:tc>
           <w:tcPr>
-            <w:tcW w:type="dxa" w:w="1728"/>
+            <w:tcW w:type="dxa" w:w="1210"/>
           </w:tcPr>
           <w:p>
             <w:r>
@@ -826,7 +828,7 @@
         </w:tc>
         <w:tc>
           <w:tcPr>
-            <w:tcW w:type="dxa" w:w="1728"/>
+            <w:tcW w:type="dxa" w:w="1210"/>
           </w:tcPr>
           <w:p>
             <w:r>
@@ -838,7 +840,7 @@
         </w:tc>
         <w:tc>
           <w:tcPr>
-            <w:tcW w:type="dxa" w:w="1728"/>
+            <w:tcW w:type="dxa" w:w="1555"/>
           </w:tcPr>
           <w:p>
             <w:r>
@@ -850,7 +852,7 @@
         </w:tc>
         <w:tc>
           <w:tcPr>
-            <w:tcW w:type="dxa" w:w="1728"/>
+            <w:tcW w:type="dxa" w:w="1901"/>
           </w:tcPr>
           <w:p>
             <w:r>
@@ -867,7 +869,7 @@
         </w:trPr>
         <w:tc>
           <w:tcPr>
-            <w:tcW w:type="dxa" w:w="1728"/>
+            <w:tcW w:type="dxa" w:w="2765"/>
           </w:tcPr>
           <w:p>
             <w:r>
@@ -880,7 +882,7 @@
         </w:tc>
         <w:tc>
           <w:tcPr>
-            <w:tcW w:type="dxa" w:w="1728"/>
+            <w:tcW w:type="dxa" w:w="1210"/>
           </w:tcPr>
           <w:p>
             <w:r>
@@ -892,7 +894,7 @@
         </w:tc>
         <w:tc>
           <w:tcPr>
-            <w:tcW w:type="dxa" w:w="1728"/>
+            <w:tcW w:type="dxa" w:w="1210"/>
           </w:tcPr>
           <w:p>
             <w:r>
@@ -904,7 +906,7 @@
         </w:tc>
         <w:tc>
           <w:tcPr>
-            <w:tcW w:type="dxa" w:w="1728"/>
+            <w:tcW w:type="dxa" w:w="1555"/>
           </w:tcPr>
           <w:p>
             <w:r>
@@ -916,7 +918,7 @@
         </w:tc>
         <w:tc>
           <w:tcPr>
-            <w:tcW w:type="dxa" w:w="1728"/>
+            <w:tcW w:type="dxa" w:w="1901"/>
           </w:tcPr>
           <w:p>
             <w:r>
@@ -933,7 +935,7 @@
         </w:trPr>
         <w:tc>
           <w:tcPr>
-            <w:tcW w:type="dxa" w:w="1728"/>
+            <w:tcW w:type="dxa" w:w="2765"/>
           </w:tcPr>
           <w:p>
             <w:r>
@@ -946,7 +948,7 @@
         </w:tc>
         <w:tc>
           <w:tcPr>
-            <w:tcW w:type="dxa" w:w="1728"/>
+            <w:tcW w:type="dxa" w:w="1210"/>
           </w:tcPr>
           <w:p>
             <w:r>
@@ -958,7 +960,7 @@
         </w:tc>
         <w:tc>
           <w:tcPr>
-            <w:tcW w:type="dxa" w:w="1728"/>
+            <w:tcW w:type="dxa" w:w="1210"/>
           </w:tcPr>
           <w:p>
             <w:r>
@@ -970,7 +972,7 @@
         </w:tc>
         <w:tc>
           <w:tcPr>
-            <w:tcW w:type="dxa" w:w="1728"/>
+            <w:tcW w:type="dxa" w:w="1555"/>
           </w:tcPr>
           <w:p>
             <w:r>
@@ -982,7 +984,7 @@
         </w:tc>
         <w:tc>
           <w:tcPr>
-            <w:tcW w:type="dxa" w:w="1728"/>
+            <w:tcW w:type="dxa" w:w="1901"/>
           </w:tcPr>
           <w:p>
             <w:r>
@@ -1011,6 +1013,7 @@
       <w:tblPr>
         <w:tblStyle w:val="LightShading-Accent1"/>
         <w:tblW w:type="auto" w:w="0"/>
+        <w:tblLayout w:type="fixed"/>
         <w:tblLook w:firstColumn="1" w:firstRow="1" w:lastColumn="0" w:lastRow="0" w:noHBand="0" w:noVBand="1" w:val="04A0"/>
       </w:tblPr>
       <w:tblGrid>
